--- a/dissertation-docx/frontmatter/frontmatter.docx
+++ b/dissertation-docx/frontmatter/frontmatter.docx
@@ -1220,7 +1220,7 @@
           <m:t>,</m:t>
         </m:r>
         <m:r>
-          <m:t>507</m:t>
+          <m:t>447</m:t>
         </m:r>
       </m:oMath>
       <w:r>
@@ -2156,7 +2156,7 @@
           <m:t>=</m:t>
         </m:r>
         <m:r>
-          <m:t>0.507</m:t>
+          <m:t>0.447</m:t>
         </m:r>
       </m:oMath>
       <w:r>
